--- a/CSV108_docx/021_Supplier_Documentation_Leveraging_Assessment.docx
+++ b/CSV108_docx/021_Supplier_Documentation_Leveraging_Assessment.docx
@@ -2368,6 +2368,392 @@
     </w:p>
     <w:p>
       <w:pPr>
+        <w:spacing w:after="120" w:line="300" w:lineRule="auto"/>
+      </w:pPr>
+      <w:r>
+        <w:rPr>
+          <w:rFonts w:ascii="Calibri" w:hAnsi="Calibri"/>
+          <w:b w:val="0"/>
+          <w:i w:val="0"/>
+          <w:color w:val="000000"/>
+          <w:sz w:val="22"/>
+        </w:rPr>
+        <w:t>Leveraged evidence shall be referenced in the RTM only when the exact version, scope, configuration relevance and execution status are clear. If supplier evidence is summary-only, not independently reviewed, executed on a different major version or lacks traceability to a site requirement, it may support rationale but shall not be used as primary verification evidence.</w:t>
+      </w:r>
+    </w:p>
+    <w:tbl>
+      <w:tblPr>
+        <w:tblStyle w:val="TableGrid"/>
+        <w:tblW w:type="dxa" w:w="9360"/>
+        <w:tblLayout w:type="fixed"/>
+        <w:tblLook w:firstColumn="1" w:firstRow="1" w:lastColumn="0" w:lastRow="0" w:noHBand="0" w:noVBand="1" w:val="04A0"/>
+        <w:tblInd w:w="120" w:type="dxa"/>
+      </w:tblPr>
+      <w:tblGrid>
+        <w:gridCol w:w="4637"/>
+        <w:gridCol w:w="4723"/>
+      </w:tblGrid>
+      <w:tr>
+        <w:trPr>
+          <w:tblHeader w:val="true"/>
+        </w:trPr>
+        <w:tc>
+          <w:tcPr>
+            <w:tcW w:type="dxa" w:w="4637"/>
+            <w:shd w:fill="E8EEF5"/>
+            <w:vAlign w:val="center"/>
+            <w:tcMar>
+              <w:top w:w="80" w:type="dxa"/>
+              <w:bottom w:w="80" w:type="dxa"/>
+              <w:start w:w="120" w:type="dxa"/>
+              <w:end w:w="120" w:type="dxa"/>
+            </w:tcMar>
+          </w:tcPr>
+          <w:p>
+            <w:pPr>
+              <w:spacing w:after="0" w:line="276" w:lineRule="auto"/>
+              <w:jc w:val="left"/>
+            </w:pPr>
+            <w:r/>
+            <w:r>
+              <w:rPr>
+                <w:rFonts w:ascii="Calibri" w:hAnsi="Calibri"/>
+                <w:b/>
+                <w:color w:val="000000"/>
+                <w:sz w:val="19"/>
+              </w:rPr>
+              <w:t>Supplier evidence condition</w:t>
+            </w:r>
+          </w:p>
+        </w:tc>
+        <w:tc>
+          <w:tcPr>
+            <w:tcW w:type="dxa" w:w="4723"/>
+            <w:shd w:fill="E8EEF5"/>
+            <w:vAlign w:val="center"/>
+            <w:tcMar>
+              <w:top w:w="80" w:type="dxa"/>
+              <w:bottom w:w="80" w:type="dxa"/>
+              <w:start w:w="120" w:type="dxa"/>
+              <w:end w:w="120" w:type="dxa"/>
+            </w:tcMar>
+          </w:tcPr>
+          <w:p>
+            <w:pPr>
+              <w:spacing w:after="0" w:line="276" w:lineRule="auto"/>
+              <w:jc w:val="left"/>
+            </w:pPr>
+            <w:r/>
+            <w:r>
+              <w:rPr>
+                <w:rFonts w:ascii="Calibri" w:hAnsi="Calibri"/>
+                <w:b/>
+                <w:color w:val="000000"/>
+                <w:sz w:val="19"/>
+              </w:rPr>
+              <w:t>Leveraging decision</w:t>
+            </w:r>
+          </w:p>
+        </w:tc>
+      </w:tr>
+      <w:tr>
+        <w:tc>
+          <w:tcPr>
+            <w:tcW w:type="dxa" w:w="4637"/>
+            <w:vAlign w:val="center"/>
+            <w:tcMar>
+              <w:top w:w="80" w:type="dxa"/>
+              <w:bottom w:w="80" w:type="dxa"/>
+              <w:start w:w="120" w:type="dxa"/>
+              <w:end w:w="120" w:type="dxa"/>
+            </w:tcMar>
+          </w:tcPr>
+          <w:p>
+            <w:pPr>
+              <w:spacing w:after="0" w:line="276" w:lineRule="auto"/>
+              <w:jc w:val="left"/>
+            </w:pPr>
+            <w:r/>
+            <w:r>
+              <w:rPr>
+                <w:rFonts w:ascii="Calibri" w:hAnsi="Calibri"/>
+                <w:b w:val="0"/>
+                <w:color w:val="000000"/>
+                <w:sz w:val="19"/>
+              </w:rPr>
+              <w:t>Same major/minor version and standard function</w:t>
+            </w:r>
+          </w:p>
+        </w:tc>
+        <w:tc>
+          <w:tcPr>
+            <w:tcW w:type="dxa" w:w="4723"/>
+            <w:vAlign w:val="center"/>
+            <w:tcMar>
+              <w:top w:w="80" w:type="dxa"/>
+              <w:bottom w:w="80" w:type="dxa"/>
+              <w:start w:w="120" w:type="dxa"/>
+              <w:end w:w="120" w:type="dxa"/>
+            </w:tcMar>
+          </w:tcPr>
+          <w:p>
+            <w:pPr>
+              <w:spacing w:after="0" w:line="276" w:lineRule="auto"/>
+              <w:jc w:val="left"/>
+            </w:pPr>
+            <w:r/>
+            <w:r>
+              <w:rPr>
+                <w:rFonts w:ascii="Calibri" w:hAnsi="Calibri"/>
+                <w:b w:val="0"/>
+                <w:color w:val="000000"/>
+                <w:sz w:val="19"/>
+              </w:rPr>
+              <w:t>May support OQ coverage after relevance review</w:t>
+            </w:r>
+          </w:p>
+        </w:tc>
+      </w:tr>
+      <w:tr>
+        <w:tc>
+          <w:tcPr>
+            <w:tcW w:type="dxa" w:w="4637"/>
+            <w:vAlign w:val="center"/>
+            <w:tcMar>
+              <w:top w:w="80" w:type="dxa"/>
+              <w:bottom w:w="80" w:type="dxa"/>
+              <w:start w:w="120" w:type="dxa"/>
+              <w:end w:w="120" w:type="dxa"/>
+            </w:tcMar>
+          </w:tcPr>
+          <w:p>
+            <w:pPr>
+              <w:spacing w:after="0" w:line="276" w:lineRule="auto"/>
+              <w:jc w:val="left"/>
+            </w:pPr>
+            <w:r/>
+            <w:r>
+              <w:rPr>
+                <w:rFonts w:ascii="Calibri" w:hAnsi="Calibri"/>
+                <w:b w:val="0"/>
+                <w:color w:val="000000"/>
+                <w:sz w:val="19"/>
+              </w:rPr>
+              <w:t>Different configuration or workflow</w:t>
+            </w:r>
+          </w:p>
+        </w:tc>
+        <w:tc>
+          <w:tcPr>
+            <w:tcW w:type="dxa" w:w="4723"/>
+            <w:vAlign w:val="center"/>
+            <w:tcMar>
+              <w:top w:w="80" w:type="dxa"/>
+              <w:bottom w:w="80" w:type="dxa"/>
+              <w:start w:w="120" w:type="dxa"/>
+              <w:end w:w="120" w:type="dxa"/>
+            </w:tcMar>
+          </w:tcPr>
+          <w:p>
+            <w:pPr>
+              <w:spacing w:after="0" w:line="276" w:lineRule="auto"/>
+              <w:jc w:val="left"/>
+            </w:pPr>
+            <w:r/>
+            <w:r>
+              <w:rPr>
+                <w:rFonts w:ascii="Calibri" w:hAnsi="Calibri"/>
+                <w:b w:val="0"/>
+                <w:color w:val="000000"/>
+                <w:sz w:val="19"/>
+              </w:rPr>
+              <w:t>Use for background only; perform company-controlled verification</w:t>
+            </w:r>
+          </w:p>
+        </w:tc>
+      </w:tr>
+      <w:tr>
+        <w:tc>
+          <w:tcPr>
+            <w:tcW w:type="dxa" w:w="4637"/>
+            <w:vAlign w:val="center"/>
+            <w:tcMar>
+              <w:top w:w="80" w:type="dxa"/>
+              <w:bottom w:w="80" w:type="dxa"/>
+              <w:start w:w="120" w:type="dxa"/>
+              <w:end w:w="120" w:type="dxa"/>
+            </w:tcMar>
+          </w:tcPr>
+          <w:p>
+            <w:pPr>
+              <w:spacing w:after="0" w:line="276" w:lineRule="auto"/>
+              <w:jc w:val="left"/>
+            </w:pPr>
+            <w:r/>
+            <w:r>
+              <w:rPr>
+                <w:rFonts w:ascii="Calibri" w:hAnsi="Calibri"/>
+                <w:b w:val="0"/>
+                <w:color w:val="000000"/>
+                <w:sz w:val="19"/>
+              </w:rPr>
+              <w:t>Summary evidence without objective detail</w:t>
+            </w:r>
+          </w:p>
+        </w:tc>
+        <w:tc>
+          <w:tcPr>
+            <w:tcW w:type="dxa" w:w="4723"/>
+            <w:vAlign w:val="center"/>
+            <w:tcMar>
+              <w:top w:w="80" w:type="dxa"/>
+              <w:bottom w:w="80" w:type="dxa"/>
+              <w:start w:w="120" w:type="dxa"/>
+              <w:end w:w="120" w:type="dxa"/>
+            </w:tcMar>
+          </w:tcPr>
+          <w:p>
+            <w:pPr>
+              <w:spacing w:after="0" w:line="276" w:lineRule="auto"/>
+              <w:jc w:val="left"/>
+            </w:pPr>
+            <w:r/>
+            <w:r>
+              <w:rPr>
+                <w:rFonts w:ascii="Calibri" w:hAnsi="Calibri"/>
+                <w:b w:val="0"/>
+                <w:color w:val="000000"/>
+                <w:sz w:val="19"/>
+              </w:rPr>
+              <w:t>Not primary evidence; request detail or test locally</w:t>
+            </w:r>
+          </w:p>
+        </w:tc>
+      </w:tr>
+      <w:tr>
+        <w:tc>
+          <w:tcPr>
+            <w:tcW w:type="dxa" w:w="4637"/>
+            <w:vAlign w:val="center"/>
+            <w:tcMar>
+              <w:top w:w="80" w:type="dxa"/>
+              <w:bottom w:w="80" w:type="dxa"/>
+              <w:start w:w="120" w:type="dxa"/>
+              <w:end w:w="120" w:type="dxa"/>
+            </w:tcMar>
+          </w:tcPr>
+          <w:p>
+            <w:pPr>
+              <w:spacing w:after="0" w:line="276" w:lineRule="auto"/>
+              <w:jc w:val="left"/>
+            </w:pPr>
+            <w:r/>
+            <w:r>
+              <w:rPr>
+                <w:rFonts w:ascii="Calibri" w:hAnsi="Calibri"/>
+                <w:b w:val="0"/>
+                <w:color w:val="000000"/>
+                <w:sz w:val="19"/>
+              </w:rPr>
+              <w:t>Open supplier defect affects site use</w:t>
+            </w:r>
+          </w:p>
+        </w:tc>
+        <w:tc>
+          <w:tcPr>
+            <w:tcW w:type="dxa" w:w="4723"/>
+            <w:vAlign w:val="center"/>
+            <w:tcMar>
+              <w:top w:w="80" w:type="dxa"/>
+              <w:bottom w:w="80" w:type="dxa"/>
+              <w:start w:w="120" w:type="dxa"/>
+              <w:end w:w="120" w:type="dxa"/>
+            </w:tcMar>
+          </w:tcPr>
+          <w:p>
+            <w:pPr>
+              <w:spacing w:after="0" w:line="276" w:lineRule="auto"/>
+              <w:jc w:val="left"/>
+            </w:pPr>
+            <w:r/>
+            <w:r>
+              <w:rPr>
+                <w:rFonts w:ascii="Calibri" w:hAnsi="Calibri"/>
+                <w:b w:val="0"/>
+                <w:color w:val="000000"/>
+                <w:sz w:val="19"/>
+              </w:rPr>
+              <w:t>Block leverage until defect disposition and regression evidence are available</w:t>
+            </w:r>
+          </w:p>
+        </w:tc>
+      </w:tr>
+      <w:tr>
+        <w:tc>
+          <w:tcPr>
+            <w:tcW w:type="dxa" w:w="4637"/>
+            <w:vAlign w:val="center"/>
+            <w:tcMar>
+              <w:top w:w="80" w:type="dxa"/>
+              <w:bottom w:w="80" w:type="dxa"/>
+              <w:start w:w="120" w:type="dxa"/>
+              <w:end w:w="120" w:type="dxa"/>
+            </w:tcMar>
+          </w:tcPr>
+          <w:p>
+            <w:pPr>
+              <w:spacing w:after="0" w:line="276" w:lineRule="auto"/>
+              <w:jc w:val="left"/>
+            </w:pPr>
+            <w:r/>
+            <w:r>
+              <w:rPr>
+                <w:rFonts w:ascii="Calibri" w:hAnsi="Calibri"/>
+                <w:b w:val="0"/>
+                <w:color w:val="000000"/>
+                <w:sz w:val="19"/>
+              </w:rPr>
+              <w:t>Security/hosting evidence</w:t>
+            </w:r>
+          </w:p>
+        </w:tc>
+        <w:tc>
+          <w:tcPr>
+            <w:tcW w:type="dxa" w:w="4723"/>
+            <w:vAlign w:val="center"/>
+            <w:tcMar>
+              <w:top w:w="80" w:type="dxa"/>
+              <w:bottom w:w="80" w:type="dxa"/>
+              <w:start w:w="120" w:type="dxa"/>
+              <w:end w:w="120" w:type="dxa"/>
+            </w:tcMar>
+          </w:tcPr>
+          <w:p>
+            <w:pPr>
+              <w:spacing w:after="0" w:line="276" w:lineRule="auto"/>
+              <w:jc w:val="left"/>
+            </w:pPr>
+            <w:r/>
+            <w:r>
+              <w:rPr>
+                <w:rFonts w:ascii="Calibri" w:hAnsi="Calibri"/>
+                <w:b w:val="0"/>
+                <w:color w:val="000000"/>
+                <w:sz w:val="19"/>
+              </w:rPr>
+              <w:t>Use with site architecture, access and monitoring verification</w:t>
+            </w:r>
+          </w:p>
+        </w:tc>
+      </w:tr>
+    </w:tbl>
+    <w:p>
+      <w:pPr>
+        <w:spacing w:after="80"/>
+      </w:pPr>
+    </w:p>
+    <w:p>
+      <w:pPr>
         <w:pStyle w:val="Heading1"/>
       </w:pPr>
       <w:r>
